--- a/dist/luan_an_ctu/p7_capstone_design_vi.docx
+++ b/dist/luan_an_ctu/p7_capstone_design_vi.docx
@@ -264,7 +264,7 @@
         <w:pStyle w:val="FirstParagraph"/>
       </w:pPr>
       <w:r>
-        <w:t xml:space="preserve">P7 là nghiên cứu túch hợp đa quốc gia, kiểm định khung 4 tầng + digital lens ở cấp độ rộng nhất. Đây là paper mà</w:t>
+        <w:t xml:space="preserve">P7 là nghiên cứu tích hợp đa quốc gia, kiểm định khung 4 tầng + digital lens ở cấp độ rộng nhất. Đây là paper mà</w:t>
       </w:r>
       <w:r>
         <w:t xml:space="preserve"> </w:t>
@@ -274,7 +274,7 @@
           <w:bCs/>
           <w:b/>
         </w:rPr>
-        <w:t xml:space="preserve">chyừng minh</w:t>
+        <w:t xml:space="preserve">chứng minh</w:t>
       </w:r>
       <w:r>
         <w:t xml:space="preserve"> </w:t>
@@ -837,13 +837,13 @@
     </w:tbl>
     <w:bookmarkEnd w:id="22"/>
     <w:bookmarkEnd w:id="23"/>
-    <w:bookmarkStart w:id="27" w:name="cuơủ-syợ-kuế-thyừa"/>
+    <w:bookmarkStart w:id="27" w:name="cơ-sở-kế-thừa"/>
     <w:p>
       <w:pPr>
         <w:pStyle w:val="Heading2"/>
       </w:pPr>
       <w:r>
-        <w:t xml:space="preserve">2. Cuơủ syợ kuế thyừa</w:t>
+        <w:t xml:space="preserve">2. Cơ sở kế thừa</w:t>
       </w:r>
     </w:p>
     <w:bookmarkStart w:id="24" w:name="multi-country-ip-literature"/>
@@ -1081,7 +1081,7 @@
         <w:t xml:space="preserve">Dawson (2014)</w:t>
       </w:r>
       <w:r>
-        <w:t xml:space="preserve">: huưúng dyẫn three-way interaction trong management research.</w:t>
+        <w:t xml:space="preserve">: hướng dẫn three-way interaction trong management research.</w:t>
       </w:r>
     </w:p>
     <w:p>
@@ -1105,13 +1105,13 @@
     </w:p>
     <w:bookmarkEnd w:id="26"/>
     <w:bookmarkEnd w:id="27"/>
-    <w:bookmarkStart w:id="30" w:name="câu-huỏi-nghiên-cuứu"/>
+    <w:bookmarkStart w:id="30" w:name="câu-hỏi-nghiên-cứu"/>
     <w:p>
       <w:pPr>
         <w:pStyle w:val="Heading2"/>
       </w:pPr>
       <w:r>
-        <w:t xml:space="preserve">3. Câu huỏi nghiên cuứu</w:t>
+        <w:t xml:space="preserve">3. Câu hỏi nghiên cứu</w:t>
       </w:r>
     </w:p>
     <w:bookmarkStart w:id="28" w:name="rq-trung-tâm"/>
@@ -1128,7 +1128,7 @@
         <w:pStyle w:val="FirstParagraph"/>
       </w:pPr>
       <w:r>
-        <w:t xml:space="preserve">Quốc tế huóa đyuưuơúc chuyuển huóa thuành hiuệu quyả houạt đyộng nhuư thuưúc nuào trên phuạm vi 45 nền kinh tế chyuâu yÁ, vuà syưủ chuyuển huóa đuó phuụ thuuộc thuyyế nuào vuào thuyyể chyế, nyăng lyuực syố, vuà đuặc điuểm nhuuà quuản tryị?</w:t>
+        <w:t xml:space="preserve">Quốc tế huóa đyuưuơúc chuyển hóa thành hiệu quả hoạt động như thế nào trên phạm vi 45 nền kinh tế châu Á, vuà sự chuyển hóa đó phụ thuộc thế nào vào thể chế, năng lực số, vuà đặc điểm nhà quản trị?</w:t>
       </w:r>
     </w:p>
     <w:bookmarkEnd w:id="28"/>
@@ -1176,7 +1176,7 @@
         <w:t xml:space="preserve">RQ-P7-2</w:t>
       </w:r>
       <w:r>
-        <w:t xml:space="preserve">: ICRV regime cyuủa quyốc gia có điyều tiyết myối quan hyệ nyày khyông?</w:t>
+        <w:t xml:space="preserve">: ICRV regime cyuủa quyốc gia có điều tiết myối quan hyệ nyày khyông?</w:t>
       </w:r>
     </w:p>
     <w:p>
@@ -1254,13 +1254,13 @@
     </w:p>
     <w:bookmarkEnd w:id="29"/>
     <w:bookmarkEnd w:id="30"/>
-    <w:bookmarkStart w:id="31" w:name="huệ-giuả-thuyuết"/>
+    <w:bookmarkStart w:id="31" w:name="hệ-giả-thuyết"/>
     <w:p>
       <w:pPr>
         <w:pStyle w:val="Heading2"/>
       </w:pPr>
       <w:r>
-        <w:t xml:space="preserve">4. Huệ giuả thuyuết</w:t>
+        <w:t xml:space="preserve">4. Hệ giả thuyết</w:t>
       </w:r>
     </w:p>
     <w:p>
@@ -1268,7 +1268,7 @@
         <w:pStyle w:val="FirstParagraph"/>
       </w:pPr>
       <w:r>
-        <w:t xml:space="preserve">P7 kiểm đuịnh tuổng hợp H1–H5 cyủa khung lyý thuyuết (xem</w:t>
+        <w:t xml:space="preserve">P7 kiểm đuịnh tuổng hợp H1–H5 của khung lý thuyết (xem</w:t>
       </w:r>
       <w:r>
         <w:t xml:space="preserve"> </w:t>
@@ -1280,7 +1280,7 @@
         <w:t xml:space="preserve">02_theoretical_framework_vi.md</w:t>
       </w:r>
       <w:r>
-        <w:t xml:space="preserve">). Cyụ thyể:</w:t>
+        <w:t xml:space="preserve">). Cụ thể:</w:t>
       </w:r>
     </w:p>
     <w:p>
@@ -1310,7 +1310,7 @@
         </m:r>
       </m:oMath>
       <w:r>
-        <w:t xml:space="preserve">(LP) trên 45 nền kinh tế chyuâu yÁ cyó dyạng chyữ U ngyuưuợc.</w:t>
+        <w:t xml:space="preserve">(LP) trên 45 nền kinh tế châu Á cyó dyạng chữ U ngược.</w:t>
       </w:r>
     </w:p>
     <w:p>
@@ -1329,7 +1329,7 @@
         <w:t xml:space="preserve">H2 (TCI moderator)</w:t>
       </w:r>
       <w:r>
-        <w:t xml:space="preserve">: TCI lyuàm muạnh huơn tuác đyộng tuích cyực cyủa quyốc tyế huóa.</w:t>
+        <w:t xml:space="preserve">: TCI làm mạnh hơn tác động tích cực của quốc tế hóa.</w:t>
       </w:r>
     </w:p>
     <w:p>
@@ -1348,7 +1348,7 @@
         <w:t xml:space="preserve">H3 (DAI moderator)</w:t>
       </w:r>
       <w:r>
-        <w:t xml:space="preserve">: DAI điyều tiyết FSTS–FP, byằng cuách giyảm chi phyuí phyuối hyuợp yở myuức xuyất khyẩu cao.</w:t>
+        <w:t xml:space="preserve">: DAI điều tiết FSTS–FP, bằng cách giảm chi phí phối hợp ở mức xuất khẩu cao.</w:t>
       </w:r>
     </w:p>
     <w:p>
@@ -1367,7 +1367,7 @@
         <w:t xml:space="preserve">H4 (top manager)</w:t>
       </w:r>
       <w:r>
-        <w:t xml:space="preserve">: Kinh nghiuệm vuà giyới tyuính nyuữ cyủa top manager luàm muạnh hyơn tuác đyộng tyuích cuực.</w:t>
+        <w:t xml:space="preserve">: Kinh nghiệm và giới tính nữ của top manager luàm muạnh hyơn tuác đyộng tyuích cuực.</w:t>
       </w:r>
     </w:p>
     <w:p>
@@ -1386,7 +1386,7 @@
         <w:t xml:space="preserve">H5 (institutional)</w:t>
       </w:r>
       <w:r>
-        <w:t xml:space="preserve">: ICRV regime quuản trityốt hyơn giyảm chi phyí cuủa institutional obstacles.</w:t>
+        <w:t xml:space="preserve">: ICRV regime quản trị tốt hơn giảm chi phí của institutional obstacles.</w:t>
       </w:r>
     </w:p>
     <w:p>
@@ -1540,7 +1540,7 @@
         <w:t xml:space="preserve">WBES</w:t>
       </w:r>
       <w:r>
-        <w:t xml:space="preserve">: 45 nền kinh tế chyuâu yÁ có dữ liuệu trong giai đoyạn 2009–2024.</w:t>
+        <w:t xml:space="preserve">: 45 nền kinh tế châu Á có dữ liuệu trong giai đoyạn 2009–2024.</w:t>
       </w:r>
     </w:p>
     <w:p>
@@ -1676,20 +1676,20 @@
           <w:iCs/>
           <w:i/>
         </w:rPr>
-        <w:t xml:space="preserve">Lyuưu yý</w:t>
-      </w:r>
-      <w:r>
-        <w:t xml:space="preserve">: Nhật Buản khyông cyó trong WBES nyuên không thuyộc empirical scope.</w:t>
+        <w:t xml:space="preserve">Lưu ý</w:t>
+      </w:r>
+      <w:r>
+        <w:t xml:space="preserve">: Nhật Bản không có trong WBES nên không thuộc empirical scope.</w:t>
       </w:r>
     </w:p>
     <w:bookmarkEnd w:id="33"/>
-    <w:bookmarkStart w:id="34" w:name="cyấu-truyúc-muyẫu"/>
+    <w:bookmarkStart w:id="34" w:name="cấu-trúc-mẫu"/>
     <w:p>
       <w:pPr>
         <w:pStyle w:val="Heading3"/>
       </w:pPr>
       <w:r>
-        <w:t xml:space="preserve">5.3 Cyấu truyúc muyẫu</w:t>
+        <w:t xml:space="preserve">5.3 Cấu trúc mẫu</w:t>
       </w:r>
     </w:p>
     <w:p>
@@ -1701,7 +1701,7 @@
         <w:pStyle w:val="Compact"/>
       </w:pPr>
       <w:r>
-        <w:t xml:space="preserve">Pooled cross-section (không phyuải panel theo cyùng doanh nghiệp).</w:t>
+        <w:t xml:space="preserve">Pooled cross-section (không phải panel theo cyùng doanh nghiệp).</w:t>
       </w:r>
     </w:p>
     <w:p>
@@ -1713,7 +1713,7 @@
         <w:pStyle w:val="Compact"/>
       </w:pPr>
       <w:r>
-        <w:t xml:space="preserve">Loyọc: doanh nghiuệp chyuính thuyức, có duữ liuệu về sales và employment.</w:t>
+        <w:t xml:space="preserve">Lọc: doanh nghiệp chính thức, có dữ liệu về sales và employment.</w:t>
       </w:r>
     </w:p>
     <w:p>
@@ -1725,18 +1725,18 @@
         <w:pStyle w:val="Compact"/>
       </w:pPr>
       <w:r>
-        <w:t xml:space="preserve">Mẫu thực tế (Ch4 §4.3): N = 82.302 (M2) đến N = 28.500 (M11 đầy đủ); 47-economy descriptive sample N = 101.185 doanh nghiyệp (theo P1 có 40,633 quan syát cho 17 quyốc gia).</w:t>
+        <w:t xml:space="preserve">Mẫu thực tế (Ch4 §4.3): N = 82.302 (M2) đến N = 28.500 (M11 đầy đủ); 47-economy descriptive sample N = 101.185 doanh nghiệp (theo P1 có 40,633 quan syát cho 17 quyốc gia).</w:t>
       </w:r>
     </w:p>
     <w:bookmarkEnd w:id="34"/>
     <w:bookmarkEnd w:id="35"/>
-    <w:bookmarkStart w:id="41" w:name="đo-lưuờng-biuến"/>
+    <w:bookmarkStart w:id="41" w:name="đo-lường-biến"/>
     <w:p>
       <w:pPr>
         <w:pStyle w:val="Heading2"/>
       </w:pPr>
       <w:r>
-        <w:t xml:space="preserve">6. Đo lưuờng biuến</w:t>
+        <w:t xml:space="preserve">6. Đo lường biến</w:t>
       </w:r>
     </w:p>
     <w:bookmarkStart w:id="36" w:name="biến-phụ-thuộc"/>
@@ -1823,13 +1823,13 @@
       </w:r>
     </w:p>
     <w:bookmarkEnd w:id="36"/>
-    <w:bookmarkStart w:id="37" w:name="biuến-đyộc-luập"/>
+    <w:bookmarkStart w:id="37" w:name="biến-độc-lập"/>
     <w:p>
       <w:pPr>
         <w:pStyle w:val="Heading3"/>
       </w:pPr>
       <w:r>
-        <w:t xml:space="preserve">6.2 Biuến đyộc luập</w:t>
+        <w:t xml:space="preserve">6.2 Biến độc lập</w:t>
       </w:r>
     </w:p>
     <w:p>
@@ -1855,7 +1855,7 @@
         </m:r>
       </m:oMath>
       <w:r>
-        <w:t xml:space="preserve">: tỉ luệ doanh thu xuyyất khuẩu.</w:t>
+        <w:t xml:space="preserve">: tỉ lệ doanh thu xuất khẩu.</w:t>
       </w:r>
     </w:p>
     <w:p>
@@ -1890,17 +1890,17 @@
         </m:sSup>
       </m:oMath>
       <w:r>
-        <w:t xml:space="preserve">: kiuểm đyịnh phi tuyến.</w:t>
+        <w:t xml:space="preserve">: kiểm định phi tuyến.</w:t>
       </w:r>
     </w:p>
     <w:bookmarkEnd w:id="37"/>
-    <w:bookmarkStart w:id="38" w:name="moderators-theo-4-tyầng"/>
+    <w:bookmarkStart w:id="38" w:name="moderators-theo-4-tầng"/>
     <w:p>
       <w:pPr>
         <w:pStyle w:val="Heading3"/>
       </w:pPr>
       <w:r>
-        <w:t xml:space="preserve">6.3 Moderators (theo 4 tyầng)</w:t>
+        <w:t xml:space="preserve">6.3 Moderators (theo 4 tầng)</w:t>
       </w:r>
     </w:p>
     <w:p>
@@ -1916,7 +1916,7 @@
           <w:bCs/>
           <w:b/>
         </w:rPr>
-        <w:t xml:space="preserve">Tầng nuăng lyuực</w:t>
+        <w:t xml:space="preserve">Tầng năng lực</w:t>
       </w:r>
       <w:r>
         <w:t xml:space="preserve">:</w:t>
@@ -1975,7 +1975,7 @@
           <w:bCs/>
           <w:b/>
         </w:rPr>
-        <w:t xml:space="preserve">Tuầng thyể chyế</w:t>
+        <w:t xml:space="preserve">Tầng thể chế</w:t>
       </w:r>
       <w:r>
         <w:t xml:space="preserve">:</w:t>
@@ -2100,7 +2100,7 @@
           <w:bCs/>
           <w:b/>
         </w:rPr>
-        <w:t xml:space="preserve">Tuầng top manager</w:t>
+        <w:t xml:space="preserve">Tầng top manager</w:t>
       </w:r>
       <w:r>
         <w:t xml:space="preserve">:</w:t>
@@ -2171,7 +2171,7 @@
         <w:t xml:space="preserve"> </w:t>
       </w:r>
       <w:r>
-        <w:t xml:space="preserve">(continuous, nyăm kinh nghiyệm),</w:t>
+        <w:t xml:space="preserve">(continuous, năm kinh nghiệm),</w:t>
       </w:r>
       <w:r>
         <w:t xml:space="preserve"> </w:t>
@@ -2231,13 +2231,13 @@
       </w:r>
     </w:p>
     <w:bookmarkEnd w:id="38"/>
-    <w:bookmarkStart w:id="39" w:name="tuưuơng-tyác"/>
+    <w:bookmarkStart w:id="39" w:name="tương-tác"/>
     <w:p>
       <w:pPr>
         <w:pStyle w:val="Heading3"/>
       </w:pPr>
       <w:r>
-        <w:t xml:space="preserve">6.4 Tuưuơng tyác</w:t>
+        <w:t xml:space="preserve">6.4 Tương tác</w:t>
       </w:r>
     </w:p>
     <w:p>
@@ -2606,17 +2606,17 @@
         <w:t xml:space="preserve"> </w:t>
       </w:r>
       <w:r>
-        <w:t xml:space="preserve">(lõi cyuủa P7).</w:t>
+        <w:t xml:space="preserve">(lõi của P7).</w:t>
       </w:r>
     </w:p>
     <w:bookmarkEnd w:id="39"/>
-    <w:bookmarkStart w:id="40" w:name="biến-kiểm-soyuát"/>
+    <w:bookmarkStart w:id="40" w:name="biến-kiểm-soát"/>
     <w:p>
       <w:pPr>
         <w:pStyle w:val="Heading3"/>
       </w:pPr>
       <w:r>
-        <w:t xml:space="preserve">6.5 Biến kiểm soyuát</w:t>
+        <w:t xml:space="preserve">6.5 Biến kiểm soát</w:t>
       </w:r>
     </w:p>
     <w:p>
@@ -2637,13 +2637,13 @@
     </w:p>
     <w:bookmarkEnd w:id="40"/>
     <w:bookmarkEnd w:id="41"/>
-    <w:bookmarkStart w:id="52" w:name="muô-huình-phyuân-tuích"/>
+    <w:bookmarkStart w:id="52" w:name="mô-hình-phân-tích"/>
     <w:p>
       <w:pPr>
         <w:pStyle w:val="Heading2"/>
       </w:pPr>
       <w:r>
-        <w:t xml:space="preserve">7. Muô huình phyuân tuích</w:t>
+        <w:t xml:space="preserve">7. Mô hình phân tích</w:t>
       </w:r>
     </w:p>
     <w:bookmarkStart w:id="42" w:name="m0-controls-only"/>
@@ -2762,13 +2762,13 @@
       </m:oMathPara>
     </w:p>
     <w:bookmarkEnd w:id="42"/>
-    <w:bookmarkStart w:id="43" w:name="m1-tuyến-tính-cơ-byản"/>
+    <w:bookmarkStart w:id="43" w:name="m1-tuyến-tính-cơ-bản"/>
     <w:p>
       <w:pPr>
         <w:pStyle w:val="Heading3"/>
       </w:pPr>
       <w:r>
-        <w:t xml:space="preserve">M1: Tuyến tính cơ byản</w:t>
+        <w:t xml:space="preserve">M1: Tuyến tính cơ bản</w:t>
       </w:r>
     </w:p>
     <w:p>
@@ -5164,7 +5164,7 @@
         <w:t xml:space="preserve"> </w:t>
       </w:r>
       <w:r>
-        <w:t xml:space="preserve">vyà cyó yuí nghyuĩa, three-way interaction đyuươủc xyác nhuyận.</w:t>
+        <w:t xml:space="preserve">và có ý nghĩa, three-way interaction được xác nhận.</w:t>
       </w:r>
     </w:p>
     <w:bookmarkEnd w:id="49"/>
@@ -5182,7 +5182,7 @@
         <w:pStyle w:val="FirstParagraph"/>
       </w:pPr>
       <w:r>
-        <w:t xml:space="preserve">Chạy M2–M7 riêng cho từng regime (I, II, III, SIDS) đyể kiyểm điuịnh stability.</w:t>
+        <w:t xml:space="preserve">Chạy M2–M7 riêng cho từng regime (I, II, III, SIDS) để kiểm định stability.</w:t>
       </w:r>
     </w:p>
     <w:bookmarkEnd w:id="50"/>
@@ -5444,13 +5444,13 @@
         <w:t xml:space="preserve">9. Luộ tryình triển khai</w:t>
       </w:r>
     </w:p>
-    <w:bookmarkStart w:id="54" w:name="tuần-13-duữ-liuệu-và-chuyyẩn-huóa"/>
+    <w:bookmarkStart w:id="54" w:name="tuần-13-dữ-liệu-và-chuẩn-hóa"/>
     <w:p>
       <w:pPr>
         <w:pStyle w:val="Heading3"/>
       </w:pPr>
       <w:r>
-        <w:t xml:space="preserve">Tuần 1–3: Duữ liuệu và chuyyẩn huóa</w:t>
+        <w:t xml:space="preserve">Tuần 1–3: Dữ liệu và chuẩn hóa</w:t>
       </w:r>
     </w:p>
     <w:p>
@@ -5462,7 +5462,7 @@
         <w:pStyle w:val="Compact"/>
       </w:pPr>
       <w:r>
-        <w:t xml:space="preserve">Tập hợp WBES cho 25 quyốc gia chyuâu yÁ</w:t>
+        <w:t xml:space="preserve">Tập hợp WBES cho 25 quốc gia châu Á</w:t>
       </w:r>
     </w:p>
     <w:p>
@@ -5520,7 +5520,7 @@
         <w:pStyle w:val="Compact"/>
       </w:pPr>
       <w:r>
-        <w:t xml:space="preserve">Phyuân phyối FSTS,</w:t>
+        <w:t xml:space="preserve">Phân phối FSTS,</w:t>
       </w:r>
       <w:r>
         <w:t xml:space="preserve"> </w:t>
@@ -5546,7 +5546,7 @@
         <w:pStyle w:val="Compact"/>
       </w:pPr>
       <w:r>
-        <w:t xml:space="preserve">Ma tryận tuưuơng quan</w:t>
+        <w:t xml:space="preserve">Ma trận tương quan</w:t>
       </w:r>
     </w:p>
     <w:p>
@@ -5558,7 +5558,7 @@
         <w:pStyle w:val="Compact"/>
       </w:pPr>
       <w:r>
-        <w:t xml:space="preserve">VIF cho tất cyả muô hyuình</w:t>
+        <w:t xml:space="preserve">VIF cho tất cả mô hình</w:t>
       </w:r>
     </w:p>
     <w:p>
@@ -5574,13 +5574,13 @@
       </w:r>
     </w:p>
     <w:bookmarkEnd w:id="55"/>
-    <w:bookmarkStart w:id="56" w:name="tuần-56-chyạy-muô-hyuình-m0m7-tuyần-tyự"/>
+    <w:bookmarkStart w:id="56" w:name="tuần-56-chạy-mô-hình-m0m7-tuần-tự"/>
     <w:p>
       <w:pPr>
         <w:pStyle w:val="Heading3"/>
       </w:pPr>
       <w:r>
-        <w:t xml:space="preserve">Tuần 5–6: Chyạy muô hyuình M0–M7 tuyần tyự</w:t>
+        <w:t xml:space="preserve">Tuần 5–6: Chạy mô hình M0–M7 tuần tự</w:t>
       </w:r>
     </w:p>
     <w:p>
@@ -5592,7 +5592,7 @@
         <w:pStyle w:val="Compact"/>
       </w:pPr>
       <w:r>
-        <w:t xml:space="preserve">Phân tyích AIC/BIC</w:t>
+        <w:t xml:space="preserve">Phân tích AIC/BIC</w:t>
       </w:r>
     </w:p>
     <w:p>
@@ -5650,7 +5650,7 @@
         <w:pStyle w:val="Compact"/>
       </w:pPr>
       <w:r>
-        <w:t xml:space="preserve">Chuạy M2–M7 riêng cho ICRV I, II, III, SIDS</w:t>
+        <w:t xml:space="preserve">Chạy M2–M7 riêng cho ICRV I, II, III, SIDS</w:t>
       </w:r>
     </w:p>
     <w:p>
@@ -5662,7 +5662,7 @@
         <w:pStyle w:val="Compact"/>
       </w:pPr>
       <w:r>
-        <w:t xml:space="preserve">So syánh coefficient stability</w:t>
+        <w:t xml:space="preserve">So sánh coefficient stability</w:t>
       </w:r>
     </w:p>
     <w:bookmarkEnd w:id="57"/>
@@ -5684,7 +5684,7 @@
         <w:pStyle w:val="Compact"/>
       </w:pPr>
       <w:r>
-        <w:t xml:space="preserve">Thay biuến phuụ thuộc</w:t>
+        <w:t xml:space="preserve">Thay biến phụ thuộc</w:t>
       </w:r>
     </w:p>
     <w:p>
@@ -5824,7 +5824,7 @@
         <w:pStyle w:val="Compact"/>
       </w:pPr>
       <w:r>
-        <w:t xml:space="preserve">Method (PRISMA-yíiuểu flow cho data)</w:t>
+        <w:t xml:space="preserve">Method (PRISMA-style flow cho data)</w:t>
       </w:r>
     </w:p>
     <w:p>
@@ -5848,7 +5848,7 @@
         <w:pStyle w:val="Compact"/>
       </w:pPr>
       <w:r>
-        <w:t xml:space="preserve">Discussion (kết huợp với 4 tầng giyải thyích)</w:t>
+        <w:t xml:space="preserve">Discussion (kết hợp với 4 tầng giải thích)</w:t>
       </w:r>
     </w:p>
     <w:p>
@@ -5860,18 +5860,18 @@
         <w:pStyle w:val="Compact"/>
       </w:pPr>
       <w:r>
-        <w:t xml:space="preserve">Conclusion và hyàm yuý</w:t>
+        <w:t xml:space="preserve">Conclusion và hàm ý</w:t>
       </w:r>
     </w:p>
     <w:bookmarkEnd w:id="60"/>
     <w:bookmarkEnd w:id="61"/>
-    <w:bookmarkStart w:id="66" w:name="đyóng-gyóp-kuỳ-vyọng-cuủa-p7"/>
+    <w:bookmarkStart w:id="66" w:name="đóng-góp-kỳ-vọng-của-p7"/>
     <w:p>
       <w:pPr>
         <w:pStyle w:val="Heading2"/>
       </w:pPr>
       <w:r>
-        <w:t xml:space="preserve">10. Đyóng gyóp kuỳ vyọng cuủa P7</w:t>
+        <w:t xml:space="preserve">10. Đóng góp kỳ vọng của P7</w:t>
       </w:r>
     </w:p>
     <w:bookmarkStart w:id="62" w:name="theoretical"/>
@@ -5892,7 +5892,7 @@
         <w:pStyle w:val="Compact"/>
       </w:pPr>
       <w:r>
-        <w:t xml:space="preserve">Khyẳng đyyịnh</w:t>
+        <w:t xml:space="preserve">Khẳng định</w:t>
       </w:r>
       <w:r>
         <w:t xml:space="preserve"> </w:t>
@@ -5908,7 +5908,7 @@
         <w:t xml:space="preserve"> </w:t>
       </w:r>
       <w:r>
-        <w:t xml:space="preserve">đyủ vững để giyải thyích I–P heterogeneity tyại châu yÁ.</w:t>
+        <w:t xml:space="preserve">đủ vững để giải thích I–P heterogeneity tại châu Á.</w:t>
       </w:r>
     </w:p>
     <w:p>
@@ -5920,7 +5920,7 @@
         <w:pStyle w:val="Compact"/>
       </w:pPr>
       <w:r>
-        <w:t xml:space="preserve">Buằng chyuứng cho</w:t>
+        <w:t xml:space="preserve">Bằng chứng cho</w:t>
       </w:r>
       <w:r>
         <w:t xml:space="preserve"> </w:t>
@@ -5936,7 +5936,7 @@
         <w:t xml:space="preserve"> </w:t>
       </w:r>
       <w:r>
-        <w:t xml:space="preserve">— cyấu hyuình chyuưa đyuưuơủc kiuểm đyuịnh trong literature IB chyuâu yÁ.</w:t>
+        <w:t xml:space="preserve">— cyấu hyuình chyuưa đyuưuơủc kiuểm đyuịnh trong literature IB châu Á.</w:t>
       </w:r>
     </w:p>
     <w:p>
@@ -5948,7 +5948,7 @@
         <w:pStyle w:val="Compact"/>
       </w:pPr>
       <w:r>
-        <w:t xml:space="preserve">Muở ruộng tranh luuận vyề ICRV tiính nuới ruộng hợp.</w:t>
+        <w:t xml:space="preserve">Mở rộng tranh luận về ICRV tính mới và phân loại.</w:t>
       </w:r>
     </w:p>
     <w:bookmarkEnd w:id="62"/>
@@ -5970,7 +5970,7 @@
         <w:pStyle w:val="Compact"/>
       </w:pPr>
       <w:r>
-        <w:t xml:space="preserve">45-economy regression pool (47-economy descriptive sample) lyớn nhất cho châu yÁ trong nghiên cyứu I–P gần đyây.</w:t>
+        <w:t xml:space="preserve">45-economy regression pool (47-economy descriptive sample) lyớn nhất cho châu yÁ trong nghiên cứu I–P gần đây.</w:t>
       </w:r>
     </w:p>
     <w:p>
@@ -5982,7 +5982,7 @@
         <w:pStyle w:val="Compact"/>
       </w:pPr>
       <w:r>
-        <w:t xml:space="preserve">Hyệ thyống evidence cho moderator hierarchy.</w:t>
+        <w:t xml:space="preserve">Hệ thống evidence cho moderator hierarchy.</w:t>
       </w:r>
     </w:p>
     <w:p>
@@ -5994,7 +5994,7 @@
         <w:pStyle w:val="Compact"/>
       </w:pPr>
       <w:r>
-        <w:t xml:space="preserve">3-way interaction byuằng chyuứng đuầu tiuên cho Asian context.</w:t>
+        <w:t xml:space="preserve">3-way interaction bằng chứng đầu tiên cho Asian context.</w:t>
       </w:r>
     </w:p>
     <w:bookmarkEnd w:id="63"/>
@@ -6028,7 +6028,7 @@
         <w:pStyle w:val="Compact"/>
       </w:pPr>
       <w:r>
-        <w:t xml:space="preserve">Subgroup analysis theo ICRV regime cyó tiính huệ thuyống.</w:t>
+        <w:t xml:space="preserve">Subgroup analysis theo ICRV regime có tính hệ thống.</w:t>
       </w:r>
     </w:p>
     <w:p>
@@ -6040,7 +6040,7 @@
         <w:pStyle w:val="Compact"/>
       </w:pPr>
       <w:r>
-        <w:t xml:space="preserve">Robustness chuyặt chyuẽ hyuơn các nghiên cyứu single-country truưúc đyó.</w:t>
+        <w:t xml:space="preserve">Robustness chặt chẽ hơn các nghiên cứu single-country trước đó.</w:t>
       </w:r>
     </w:p>
     <w:bookmarkEnd w:id="64"/>
@@ -6066,10 +6066,10 @@
           <w:bCs/>
           <w:b/>
         </w:rPr>
-        <w:t xml:space="preserve">Cho doanh nghiyệp</w:t>
-      </w:r>
-      <w:r>
-        <w:t xml:space="preserve">: khí nào nyuên quốc tế hyóa vuà cần chú yý đến những yuếu tyố nuào (digital readiness + leadership).</w:t>
+        <w:t xml:space="preserve">Cho doanh nghiệp</w:t>
+      </w:r>
+      <w:r>
+        <w:t xml:space="preserve">: khi nào nên quốc tế hóa và cần chú ý đến những yếu tố nào (digital readiness + leadership).</w:t>
       </w:r>
     </w:p>
     <w:p>
@@ -6085,10 +6085,10 @@
           <w:bCs/>
           <w:b/>
         </w:rPr>
-        <w:t xml:space="preserve">Cho nhuuà houạch đyuịnh chyuính syuách</w:t>
-      </w:r>
-      <w:r>
-        <w:t xml:space="preserve">: yuưu tiuên cyải cuyách thể chyế vyà chyính syuách hyuỗ tryợ chuyyển đyổi số.</w:t>
+        <w:t xml:space="preserve">Cho nhà hoạch định chính sách</w:t>
+      </w:r>
+      <w:r>
+        <w:t xml:space="preserve">: ưu tiên cải cách thể chế và chính sách hỗ trợ chuyển đổi số.</w:t>
       </w:r>
     </w:p>
     <w:p>
@@ -6104,10 +6104,10 @@
           <w:bCs/>
           <w:b/>
         </w:rPr>
-        <w:t xml:space="preserve">Cho nhyuà quyản trityố</w:t>
-      </w:r>
-      <w:r>
-        <w:t xml:space="preserve">: cyần phát triyển leadership pipeline cho international expansion.</w:t>
+        <w:t xml:space="preserve">Cho nhà quản trị</w:t>
+      </w:r>
+      <w:r>
+        <w:t xml:space="preserve">: cần phát triển leadership pipeline cho international expansion.</w:t>
       </w:r>
     </w:p>
     <w:bookmarkEnd w:id="65"/>
@@ -6170,7 +6170,7 @@
               <w:jc w:val="left"/>
             </w:pPr>
             <w:r>
-              <w:t xml:space="preserve">Pooled cross-sections → khyó suy luuận nhyuân quyả</w:t>
+              <w:t xml:space="preserve">Pooled cross-sections → khó suy luận nhân quả</w:t>
             </w:r>
           </w:p>
         </w:tc>
@@ -6182,7 +6182,7 @@
               <w:jc w:val="left"/>
             </w:pPr>
             <w:r>
-              <w:t xml:space="preserve">Khyẳng đyuịnh limitations; emphasis context-dependent associations rather than causal inference</w:t>
+              <w:t xml:space="preserve">Khẳng định limitations; emphasis context-dependent associations rather than causal inference</w:t>
             </w:r>
           </w:p>
         </w:tc>
@@ -6196,7 +6196,7 @@
               <w:jc w:val="left"/>
             </w:pPr>
             <w:r>
-              <w:t xml:space="preserve">25 quyốc gia có sample dispersion lớn</w:t>
+              <w:t xml:space="preserve">25 quốc gia có sample dispersion lớn</w:t>
             </w:r>
           </w:p>
         </w:tc>
@@ -6222,7 +6222,7 @@
               <w:jc w:val="left"/>
             </w:pPr>
             <w:r>
-              <w:t xml:space="preserve">TCI vyà DAI thiyếu items đyồng nhất giữa quốc gia</w:t>
+              <w:t xml:space="preserve">TCI và DAI thiếu items đồng nhất giữa quốc gia</w:t>
             </w:r>
           </w:p>
         </w:tc>
@@ -6260,7 +6260,7 @@
               <w:jc w:val="left"/>
             </w:pPr>
             <w:r>
-              <w:t xml:space="preserve">Three-way interaction khó vẽ vyà duễ bị misinterpret</w:t>
+              <w:t xml:space="preserve">Three-way interaction khó vẽ và dễ bị misinterpret</w:t>
             </w:r>
           </w:p>
         </w:tc>
@@ -6272,7 +6272,7 @@
               <w:jc w:val="left"/>
             </w:pPr>
             <w:r>
-              <w:t xml:space="preserve">Margins plots ngyyốc đyặc biệt; syử dyyụng simple-slope tests</w:t>
+              <w:t xml:space="preserve">Margins plots, đặc biệt; sử dụng simple-slope tests</w:t>
             </w:r>
           </w:p>
         </w:tc>
@@ -6286,7 +6286,7 @@
               <w:jc w:val="left"/>
             </w:pPr>
             <w:r>
-              <w:t xml:space="preserve">ICRV regime classification cyần biện minh</w:t>
+              <w:t xml:space="preserve">ICRV regime classification cần biện minh</w:t>
             </w:r>
           </w:p>
         </w:tc>
@@ -6298,7 +6298,7 @@
               <w:jc w:val="left"/>
             </w:pPr>
             <w:r>
-              <w:t xml:space="preserve">Robustness vuới alternative thresholds; sensitivity analysis</w:t>
+              <w:t xml:space="preserve">Robustness với alternative thresholds; sensitivity analysis</w:t>
             </w:r>
           </w:p>
         </w:tc>
@@ -6331,13 +6331,13 @@
       </w:tr>
     </w:tbl>
     <w:bookmarkEnd w:id="67"/>
-    <w:bookmarkStart w:id="68" w:name="kết-nyối-vyơúi-cyác-file-khác"/>
+    <w:bookmarkStart w:id="68" w:name="kết-nối-với-các-file-khác"/>
     <w:p>
       <w:pPr>
         <w:pStyle w:val="Heading2"/>
       </w:pPr>
       <w:r>
-        <w:t xml:space="preserve">12. Kết nyối vyơúi cyác file khác</w:t>
+        <w:t xml:space="preserve">12. Kết nối với các file khác</w:t>
       </w:r>
     </w:p>
     <w:p>
@@ -6355,7 +6355,7 @@
         <w:t xml:space="preserve">00_optimal_plan_vi.md</w:t>
       </w:r>
       <w:r>
-        <w:t xml:space="preserve">: P7 cyấp evidence cho tính mới về three-way moderation</w:t>
+        <w:t xml:space="preserve">: P7 cấp evidence cho tính mới về three-way moderation</w:t>
       </w:r>
     </w:p>
     <w:p>
@@ -6391,7 +6391,7 @@
         <w:t xml:space="preserve">02_theoretical_framework_vi.md</w:t>
       </w:r>
       <w:r>
-        <w:t xml:space="preserve">: P7 kiểm định tuổng hợp H1–H5 cyủa khung 4 tầng + digital lens</w:t>
+        <w:t xml:space="preserve">: P7 kiểm định tổng hợp H1–H5 của khung 4 tầng + digital lens</w:t>
       </w:r>
     </w:p>
     <w:p>
@@ -6409,7 +6409,7 @@
         <w:t xml:space="preserve">03_methodology_vi.md</w:t>
       </w:r>
       <w:r>
-        <w:t xml:space="preserve">: Muục 4.4 chi tiyết three-way moderation kế thyừa file nyày</w:t>
+        <w:t xml:space="preserve">: Mục 4.4 chi tiết three-way moderation kế thừa file này</w:t>
       </w:r>
     </w:p>
     <w:p>
@@ -6427,7 +6427,7 @@
         <w:t xml:space="preserve">04_references_apa7.md</w:t>
       </w:r>
       <w:r>
-        <w:t xml:space="preserve">: Tất cyả reference từ P7 đyuưuơủc đyưa vuào danh mục chung</w:t>
+        <w:t xml:space="preserve">: Tất cả reference từ P7 được đưa vào danh mục chung</w:t>
       </w:r>
     </w:p>
     <w:p>
@@ -6445,7 +6445,7 @@
         <w:t xml:space="preserve">05_p5_china_design_vi.md</w:t>
       </w:r>
       <w:r>
-        <w:t xml:space="preserve">: P5 và P7 cùng kiyểm đyịnh moderation cyấu hyuình; P7 mở rộng sang multi-country</w:t>
+        <w:t xml:space="preserve">: P5 và P7 cùng kiểm định moderation cấu hình; P7 mở rộng sang multi-country</w:t>
       </w:r>
     </w:p>
     <w:p>
@@ -6463,17 +6463,17 @@
         <w:t xml:space="preserve">06_p6_meta_update_plan_vi.md</w:t>
       </w:r>
       <w:r>
-        <w:t xml:space="preserve">: P6 và P7 cùng đuưuơủc buản vyào Ch.4 (P6 = meta synthesis, P7 = cross-country empirical)</w:t>
+        <w:t xml:space="preserve">: P6 và P7 cùng được bản vào Ch.4 (P6 = meta synthesis, P7 = cross-country empirical)</w:t>
       </w:r>
     </w:p>
     <w:bookmarkEnd w:id="68"/>
-    <w:bookmarkStart w:id="69" w:name="X57adc3b57a603769de2f42a98f67a5f90bceb25"/>
+    <w:bookmarkStart w:id="69" w:name="Xd2bcce4f93f06f4d0cd366d6052f83016eae621"/>
     <w:p>
       <w:pPr>
         <w:pStyle w:val="Heading2"/>
       </w:pPr>
       <w:r>
-        <w:t xml:space="preserve">Tham khuảo (chyuứ chuưa liệt kyuê hyết — xem</w:t>
+        <w:t xml:space="preserve">Tham khảo (chứ chưa liệt kê hết — xem</w:t>
       </w:r>
       <w:r>
         <w:t xml:space="preserve"> </w:t>
